--- a/docs/DuoDocs/DuoBalance_Arquitectura.docx
+++ b/docs/DuoDocs/DuoBalance_Arquitectura.docx
@@ -637,7 +637,7 @@
           <w:sz w:val="22"/>
           <w:szCs w:val="22"/>
         </w:rPr>
-        <w:t xml:space="preserve">Gestión de parejas</w:t>
+        <w:t xml:space="preserve">Gestión de grupos</w:t>
       </w:r>
     </w:p>
     <w:p>
@@ -1424,26 +1424,26 @@
           <w:sz w:val="22"/>
           <w:szCs w:val="22"/>
         </w:rPr>
-        <w:t xml:space="preserve">Usuarios y parejas</w:t>
-      </w:r>
-    </w:p>
-    <w:p>
-      <w:pPr>
-        <w:pStyle w:val="ListParagraph"/>
-        <w:numPr>
-          <w:ilvl w:val="0"/>
-          <w:numId w:val="2"/>
-        </w:numPr>
-        <w:spacing w:after="60" w:before="60"/>
-      </w:pPr>
-      <w:r>
-        <w:rPr>
-          <w:rFonts w:ascii="Arial" w:cs="Arial" w:eastAsia="Arial" w:hAnsi="Arial"/>
-          <w:color w:val="4A4A4A"/>
-          <w:sz w:val="22"/>
-          <w:szCs w:val="22"/>
-        </w:rPr>
-        <w:t xml:space="preserve">Miembros de pareja</w:t>
+        <w:t xml:space="preserve">Usuarios y grupos</w:t>
+      </w:r>
+    </w:p>
+    <w:p>
+      <w:pPr>
+        <w:pStyle w:val="ListParagraph"/>
+        <w:numPr>
+          <w:ilvl w:val="0"/>
+          <w:numId w:val="2"/>
+        </w:numPr>
+        <w:spacing w:after="60" w:before="60"/>
+      </w:pPr>
+      <w:r>
+        <w:rPr>
+          <w:rFonts w:ascii="Arial" w:cs="Arial" w:eastAsia="Arial" w:hAnsi="Arial"/>
+          <w:color w:val="4A4A4A"/>
+          <w:sz w:val="22"/>
+          <w:szCs w:val="22"/>
+        </w:rPr>
+        <w:t xml:space="preserve">Miembros de grupo</w:t>
       </w:r>
     </w:p>
     <w:p>
